--- a/docs/BOOST_Phased_Implementation_Plan_v2.docx
+++ b/docs/BOOST_Phased_Implementation_Plan_v2.docx
@@ -474,7 +474,7 @@
           <w:sz w:val="18"/>
           <w:szCs w:val="18"/>
         </w:rPr>
-        <w:t xml:space="preserve">Built on Lovable (React/TypeScript) + Supabase</w:t>
+        <w:t xml:space="preserve">Built on React/TypeScript + Supabase</w:t>
       </w:r>
     </w:p>
     <w:p>
@@ -610,7 +610,7 @@
           <w:sz w:val="20"/>
           <w:szCs w:val="20"/>
         </w:rPr>
-        <w:t xml:space="preserve">Built on Lovable (React/TypeScript) with Supabase as the backend, BOOST! delivers real-time data, AI-assisted workflows, and deep tenant isolation in a platform that BSG can configure, white-label, and manage on behalf of clients.</w:t>
+        <w:t xml:space="preserve">Built on React/TypeScript with Supabase as the backend, BOOST! delivers real-time data, AI-assisted workflows, and deep tenant isolation in a platform that BSG can configure, white-label, and manage on behalf of clients.</w:t>
       </w:r>
     </w:p>
     <w:p>
